--- a/reports/clasificacion_report.docx
+++ b/reports/clasificacion_report.docx
@@ -1139,6 +1139,649 @@
         </w:rPr>
         <w:t xml:space="preserve"> y es más parecida a la distribución sin imputación. </w:t>
       </w:r>
+    </w:p>
+    <w:p>
+      <w:pPr>
+        <w:spacing w:line="360" w:lineRule="auto"/>
+        <w:ind w:left="360"/>
+        <w:jc w:val="both"/>
+        <w:rPr>
+          <w:rFonts w:eastAsiaTheme="minorHAnsi"/>
+          <w:kern w:val="2"/>
+          <w:lang w:eastAsia="en-US"/>
+          <w14:ligatures w14:val="standardContextual"/>
+        </w:rPr>
+      </w:pPr>
+    </w:p>
+    <w:p>
+      <w:pPr>
+        <w:spacing w:line="360" w:lineRule="auto"/>
+        <w:ind w:left="360"/>
+        <w:jc w:val="both"/>
+        <w:rPr>
+          <w:rFonts w:eastAsiaTheme="minorHAnsi"/>
+          <w:b/>
+          <w:bCs/>
+          <w:kern w:val="2"/>
+          <w:lang w:eastAsia="en-US"/>
+          <w14:ligatures w14:val="standardContextual"/>
+        </w:rPr>
+      </w:pPr>
+      <w:r>
+        <w:rPr>
+          <w:rFonts w:eastAsiaTheme="minorHAnsi"/>
+          <w:b/>
+          <w:bCs/>
+          <w:kern w:val="2"/>
+          <w:lang w:eastAsia="en-US"/>
+          <w14:ligatures w14:val="standardContextual"/>
+        </w:rPr>
+        <w:t>6. Resultados de pruebas estadísticas</w:t>
+      </w:r>
+    </w:p>
+    <w:p>
+      <w:pPr>
+        <w:spacing w:line="360" w:lineRule="auto"/>
+        <w:ind w:left="360"/>
+        <w:jc w:val="both"/>
+        <w:rPr>
+          <w:rFonts w:eastAsiaTheme="minorHAnsi"/>
+          <w:kern w:val="2"/>
+          <w:lang w:eastAsia="en-US"/>
+          <w14:ligatures w14:val="standardContextual"/>
+        </w:rPr>
+      </w:pPr>
+      <w:r>
+        <w:rPr>
+          <w:rFonts w:eastAsiaTheme="minorHAnsi"/>
+          <w:kern w:val="2"/>
+          <w:lang w:eastAsia="en-US"/>
+          <w14:ligatures w14:val="standardContextual"/>
+        </w:rPr>
+        <w:t>Para validar científicamente la aparente homogeneidad visual, se ejecutó una batería de pruebas de hipótesis, utilizando un nivel de significancia de $0.05$:</w:t>
+      </w:r>
+    </w:p>
+    <w:p>
+      <w:pPr>
+        <w:numPr>
+          <w:ilvl w:val="0"/>
+          <w:numId w:val="7"/>
+        </w:numPr>
+        <w:spacing w:line="360" w:lineRule="auto"/>
+        <w:jc w:val="both"/>
+        <w:rPr>
+          <w:rFonts w:eastAsiaTheme="minorHAnsi"/>
+          <w:kern w:val="2"/>
+          <w:lang w:eastAsia="en-US"/>
+          <w14:ligatures w14:val="standardContextual"/>
+        </w:rPr>
+      </w:pPr>
+      <w:r>
+        <w:rPr>
+          <w:rFonts w:eastAsiaTheme="minorHAnsi"/>
+          <w:b/>
+          <w:bCs/>
+          <w:kern w:val="2"/>
+          <w:lang w:eastAsia="en-US"/>
+          <w14:ligatures w14:val="standardContextual"/>
+        </w:rPr>
+        <w:t>Pruebas Paramétricas (ANOVA de un factor):</w:t>
+      </w:r>
+      <w:r>
+        <w:rPr>
+          <w:rFonts w:eastAsiaTheme="minorHAnsi"/>
+          <w:kern w:val="2"/>
+          <w:lang w:eastAsia="en-US"/>
+          <w14:ligatures w14:val="standardContextual"/>
+        </w:rPr>
+        <w:t xml:space="preserve"> Se evaluaron las medias de </w:t>
+      </w:r>
+      <w:proofErr w:type="spellStart"/>
+      <w:r>
+        <w:rPr>
+          <w:rFonts w:eastAsiaTheme="minorHAnsi"/>
+          <w:kern w:val="2"/>
+          <w:lang w:eastAsia="en-US"/>
+          <w14:ligatures w14:val="standardContextual"/>
+        </w:rPr>
+        <w:t>Transaction_Amount</w:t>
+      </w:r>
+      <w:proofErr w:type="spellEnd"/>
+      <w:r>
+        <w:rPr>
+          <w:rFonts w:eastAsiaTheme="minorHAnsi"/>
+          <w:kern w:val="2"/>
+          <w:lang w:eastAsia="en-US"/>
+          <w14:ligatures w14:val="standardContextual"/>
+        </w:rPr>
+        <w:t xml:space="preserve"> entre clases, obteniendo un $p$-</w:t>
+      </w:r>
+      <w:proofErr w:type="spellStart"/>
+      <w:r>
+        <w:rPr>
+          <w:rFonts w:eastAsiaTheme="minorHAnsi"/>
+          <w:kern w:val="2"/>
+          <w:lang w:eastAsia="en-US"/>
+          <w14:ligatures w14:val="standardContextual"/>
+        </w:rPr>
+        <w:t>value</w:t>
+      </w:r>
+      <w:proofErr w:type="spellEnd"/>
+      <w:r>
+        <w:rPr>
+          <w:rFonts w:eastAsiaTheme="minorHAnsi"/>
+          <w:kern w:val="2"/>
+          <w:lang w:eastAsia="en-US"/>
+          <w14:ligatures w14:val="standardContextual"/>
+        </w:rPr>
+        <w:t xml:space="preserve"> de $0.3477$. No se rechaza la hipótesis nula.</w:t>
+      </w:r>
+    </w:p>
+    <w:p>
+      <w:pPr>
+        <w:numPr>
+          <w:ilvl w:val="0"/>
+          <w:numId w:val="7"/>
+        </w:numPr>
+        <w:spacing w:line="360" w:lineRule="auto"/>
+        <w:jc w:val="both"/>
+        <w:rPr>
+          <w:rFonts w:eastAsiaTheme="minorHAnsi"/>
+          <w:kern w:val="2"/>
+          <w:lang w:eastAsia="en-US"/>
+          <w14:ligatures w14:val="standardContextual"/>
+        </w:rPr>
+      </w:pPr>
+      <w:r>
+        <w:rPr>
+          <w:rFonts w:eastAsiaTheme="minorHAnsi"/>
+          <w:b/>
+          <w:bCs/>
+          <w:kern w:val="2"/>
+          <w:lang w:eastAsia="en-US"/>
+          <w14:ligatures w14:val="standardContextual"/>
+        </w:rPr>
+        <w:t>Pruebas No Paramétricas (Kruskal-Wallis):</w:t>
+      </w:r>
+      <w:r>
+        <w:rPr>
+          <w:rFonts w:eastAsiaTheme="minorHAnsi"/>
+          <w:kern w:val="2"/>
+          <w:lang w:eastAsia="en-US"/>
+          <w14:ligatures w14:val="standardContextual"/>
+        </w:rPr>
+        <w:t xml:space="preserve"> Ante la distribución uniforme (no normal) de los datos, se validó con Kruskal-Wallis. Para Age, </w:t>
+      </w:r>
+      <w:proofErr w:type="spellStart"/>
+      <w:r>
+        <w:rPr>
+          <w:rFonts w:eastAsiaTheme="minorHAnsi"/>
+          <w:kern w:val="2"/>
+          <w:lang w:eastAsia="en-US"/>
+          <w14:ligatures w14:val="standardContextual"/>
+        </w:rPr>
+        <w:t>Account_Balance</w:t>
+      </w:r>
+      <w:proofErr w:type="spellEnd"/>
+      <w:r>
+        <w:rPr>
+          <w:rFonts w:eastAsiaTheme="minorHAnsi"/>
+          <w:kern w:val="2"/>
+          <w:lang w:eastAsia="en-US"/>
+          <w14:ligatures w14:val="standardContextual"/>
+        </w:rPr>
+        <w:t xml:space="preserve"> y </w:t>
+      </w:r>
+      <w:proofErr w:type="spellStart"/>
+      <w:r>
+        <w:rPr>
+          <w:rFonts w:eastAsiaTheme="minorHAnsi"/>
+          <w:kern w:val="2"/>
+          <w:lang w:eastAsia="en-US"/>
+          <w14:ligatures w14:val="standardContextual"/>
+        </w:rPr>
+        <w:t>Transaction_Amount</w:t>
+      </w:r>
+      <w:proofErr w:type="spellEnd"/>
+      <w:r>
+        <w:rPr>
+          <w:rFonts w:eastAsiaTheme="minorHAnsi"/>
+          <w:kern w:val="2"/>
+          <w:lang w:eastAsia="en-US"/>
+          <w14:ligatures w14:val="standardContextual"/>
+        </w:rPr>
+        <w:t>, los $p$-</w:t>
+      </w:r>
+      <w:proofErr w:type="spellStart"/>
+      <w:r>
+        <w:rPr>
+          <w:rFonts w:eastAsiaTheme="minorHAnsi"/>
+          <w:kern w:val="2"/>
+          <w:lang w:eastAsia="en-US"/>
+          <w14:ligatures w14:val="standardContextual"/>
+        </w:rPr>
+        <w:t>values</w:t>
+      </w:r>
+      <w:proofErr w:type="spellEnd"/>
+      <w:r>
+        <w:rPr>
+          <w:rFonts w:eastAsiaTheme="minorHAnsi"/>
+          <w:kern w:val="2"/>
+          <w:lang w:eastAsia="en-US"/>
+          <w14:ligatures w14:val="standardContextual"/>
+        </w:rPr>
+        <w:t xml:space="preserve"> resultaron consistentemente superiores a $0.05$.</w:t>
+      </w:r>
+    </w:p>
+    <w:p>
+      <w:pPr>
+        <w:numPr>
+          <w:ilvl w:val="0"/>
+          <w:numId w:val="7"/>
+        </w:numPr>
+        <w:spacing w:line="360" w:lineRule="auto"/>
+        <w:jc w:val="both"/>
+        <w:rPr>
+          <w:rFonts w:eastAsiaTheme="minorHAnsi"/>
+          <w:kern w:val="2"/>
+          <w:lang w:eastAsia="en-US"/>
+          <w14:ligatures w14:val="standardContextual"/>
+        </w:rPr>
+      </w:pPr>
+      <w:r>
+        <w:rPr>
+          <w:rFonts w:eastAsiaTheme="minorHAnsi"/>
+          <w:b/>
+          <w:bCs/>
+          <w:kern w:val="2"/>
+          <w:lang w:eastAsia="en-US"/>
+          <w14:ligatures w14:val="standardContextual"/>
+        </w:rPr>
+        <w:t>Pruebas de Independencia (Chi-Cuadrado):</w:t>
+      </w:r>
+      <w:r>
+        <w:rPr>
+          <w:rFonts w:eastAsiaTheme="minorHAnsi"/>
+          <w:kern w:val="2"/>
+          <w:lang w:eastAsia="en-US"/>
+          <w14:ligatures w14:val="standardContextual"/>
+        </w:rPr>
+        <w:t xml:space="preserve"> Se analizó la relación entre variables categóricas y el fraude. Tanto para </w:t>
+      </w:r>
+      <w:proofErr w:type="spellStart"/>
+      <w:r>
+        <w:rPr>
+          <w:rFonts w:eastAsiaTheme="minorHAnsi"/>
+          <w:kern w:val="2"/>
+          <w:lang w:eastAsia="en-US"/>
+          <w14:ligatures w14:val="standardContextual"/>
+        </w:rPr>
+        <w:t>Gender</w:t>
+      </w:r>
+      <w:proofErr w:type="spellEnd"/>
+      <w:r>
+        <w:rPr>
+          <w:rFonts w:eastAsiaTheme="minorHAnsi"/>
+          <w:kern w:val="2"/>
+          <w:lang w:eastAsia="en-US"/>
+          <w14:ligatures w14:val="standardContextual"/>
+        </w:rPr>
+        <w:t xml:space="preserve"> ($p = 0.7794$) como para </w:t>
+      </w:r>
+      <w:proofErr w:type="spellStart"/>
+      <w:r>
+        <w:rPr>
+          <w:rFonts w:eastAsiaTheme="minorHAnsi"/>
+          <w:kern w:val="2"/>
+          <w:lang w:eastAsia="en-US"/>
+          <w14:ligatures w14:val="standardContextual"/>
+        </w:rPr>
+        <w:t>Device_Type</w:t>
+      </w:r>
+      <w:proofErr w:type="spellEnd"/>
+      <w:r>
+        <w:rPr>
+          <w:rFonts w:eastAsiaTheme="minorHAnsi"/>
+          <w:kern w:val="2"/>
+          <w:lang w:eastAsia="en-US"/>
+          <w14:ligatures w14:val="standardContextual"/>
+        </w:rPr>
+        <w:t xml:space="preserve"> ($p = 0.8786$), se concluye independencia estadística.</w:t>
+      </w:r>
+    </w:p>
+    <w:p>
+      <w:pPr>
+        <w:numPr>
+          <w:ilvl w:val="0"/>
+          <w:numId w:val="7"/>
+        </w:numPr>
+        <w:spacing w:line="360" w:lineRule="auto"/>
+        <w:jc w:val="both"/>
+        <w:rPr>
+          <w:rFonts w:eastAsiaTheme="minorHAnsi"/>
+          <w:kern w:val="2"/>
+          <w:lang w:eastAsia="en-US"/>
+          <w14:ligatures w14:val="standardContextual"/>
+        </w:rPr>
+      </w:pPr>
+      <w:r>
+        <w:rPr>
+          <w:rFonts w:eastAsiaTheme="minorHAnsi"/>
+          <w:b/>
+          <w:bCs/>
+          <w:kern w:val="2"/>
+          <w:lang w:eastAsia="en-US"/>
+          <w14:ligatures w14:val="standardContextual"/>
+        </w:rPr>
+        <w:t>Correlación de Spearman:</w:t>
+      </w:r>
+      <w:r>
+        <w:rPr>
+          <w:rFonts w:eastAsiaTheme="minorHAnsi"/>
+          <w:kern w:val="2"/>
+          <w:lang w:eastAsia="en-US"/>
+          <w14:ligatures w14:val="standardContextual"/>
+        </w:rPr>
+        <w:t xml:space="preserve"> Confirmó la ausencia de relaciones lineales y no lineales entre las características, con coeficientes cercanos a $0$.</w:t>
+      </w:r>
+    </w:p>
+    <w:p>
+      <w:pPr>
+        <w:spacing w:line="360" w:lineRule="auto"/>
+        <w:ind w:left="720"/>
+        <w:jc w:val="both"/>
+        <w:rPr>
+          <w:rFonts w:eastAsiaTheme="minorHAnsi"/>
+          <w:kern w:val="2"/>
+          <w:lang w:eastAsia="en-US"/>
+          <w14:ligatures w14:val="standardContextual"/>
+        </w:rPr>
+      </w:pPr>
+    </w:p>
+    <w:p>
+      <w:pPr>
+        <w:spacing w:line="360" w:lineRule="auto"/>
+        <w:ind w:left="360"/>
+        <w:jc w:val="both"/>
+        <w:rPr>
+          <w:rFonts w:eastAsiaTheme="minorHAnsi"/>
+          <w:b/>
+          <w:bCs/>
+          <w:kern w:val="2"/>
+          <w:lang w:eastAsia="en-US"/>
+          <w14:ligatures w14:val="standardContextual"/>
+        </w:rPr>
+      </w:pPr>
+      <w:r>
+        <w:rPr>
+          <w:rFonts w:eastAsiaTheme="minorHAnsi"/>
+          <w:b/>
+          <w:bCs/>
+          <w:kern w:val="2"/>
+          <w:lang w:eastAsia="en-US"/>
+          <w14:ligatures w14:val="standardContextual"/>
+        </w:rPr>
+        <w:t>7. Conclusiones</w:t>
+      </w:r>
+    </w:p>
+    <w:p>
+      <w:pPr>
+        <w:numPr>
+          <w:ilvl w:val="0"/>
+          <w:numId w:val="8"/>
+        </w:numPr>
+        <w:spacing w:line="360" w:lineRule="auto"/>
+        <w:jc w:val="both"/>
+        <w:rPr>
+          <w:rFonts w:eastAsiaTheme="minorHAnsi"/>
+          <w:kern w:val="2"/>
+          <w:lang w:eastAsia="en-US"/>
+          <w14:ligatures w14:val="standardContextual"/>
+        </w:rPr>
+      </w:pPr>
+      <w:r>
+        <w:rPr>
+          <w:rFonts w:eastAsiaTheme="minorHAnsi"/>
+          <w:b/>
+          <w:bCs/>
+          <w:kern w:val="2"/>
+          <w:lang w:eastAsia="en-US"/>
+          <w14:ligatures w14:val="standardContextual"/>
+        </w:rPr>
+        <w:t xml:space="preserve">Invisibilidad </w:t>
+      </w:r>
+      <w:proofErr w:type="spellStart"/>
+      <w:r>
+        <w:rPr>
+          <w:rFonts w:eastAsiaTheme="minorHAnsi"/>
+          <w:b/>
+          <w:bCs/>
+          <w:kern w:val="2"/>
+          <w:lang w:eastAsia="en-US"/>
+          <w14:ligatures w14:val="standardContextual"/>
+        </w:rPr>
+        <w:t>Univariada</w:t>
+      </w:r>
+      <w:proofErr w:type="spellEnd"/>
+      <w:r>
+        <w:rPr>
+          <w:rFonts w:eastAsiaTheme="minorHAnsi"/>
+          <w:b/>
+          <w:bCs/>
+          <w:kern w:val="2"/>
+          <w:lang w:eastAsia="en-US"/>
+          <w14:ligatures w14:val="standardContextual"/>
+        </w:rPr>
+        <w:t>:</w:t>
+      </w:r>
+      <w:r>
+        <w:rPr>
+          <w:rFonts w:eastAsiaTheme="minorHAnsi"/>
+          <w:kern w:val="2"/>
+          <w:lang w:eastAsia="en-US"/>
+          <w14:ligatures w14:val="standardContextual"/>
+        </w:rPr>
+        <w:t xml:space="preserve"> Ninguna variable por sí sola, ya sea numérica o categórica, posee el poder predictivo suficiente para determinar si una transacción es fraudulenta. Los estafadores en este entorno mimetizan a la perfección el comportamiento del cliente promedio.</w:t>
+      </w:r>
+    </w:p>
+    <w:p>
+      <w:pPr>
+        <w:numPr>
+          <w:ilvl w:val="0"/>
+          <w:numId w:val="8"/>
+        </w:numPr>
+        <w:spacing w:line="360" w:lineRule="auto"/>
+        <w:jc w:val="both"/>
+        <w:rPr>
+          <w:rFonts w:eastAsiaTheme="minorHAnsi"/>
+          <w:kern w:val="2"/>
+          <w:lang w:eastAsia="en-US"/>
+          <w14:ligatures w14:val="standardContextual"/>
+        </w:rPr>
+      </w:pPr>
+      <w:r>
+        <w:rPr>
+          <w:rFonts w:eastAsiaTheme="minorHAnsi"/>
+          <w:b/>
+          <w:bCs/>
+          <w:kern w:val="2"/>
+          <w:lang w:eastAsia="en-US"/>
+          <w14:ligatures w14:val="standardContextual"/>
+        </w:rPr>
+        <w:t>Validación Estadística:</w:t>
+      </w:r>
+      <w:r>
+        <w:rPr>
+          <w:rFonts w:eastAsiaTheme="minorHAnsi"/>
+          <w:kern w:val="2"/>
+          <w:lang w:eastAsia="en-US"/>
+          <w14:ligatures w14:val="standardContextual"/>
+        </w:rPr>
+        <w:t xml:space="preserve"> Las pruebas de ANOVA, Kruskal-Wallis y Chi-Cuadrado confirmaron matemáticamente que las diferencias observadas entre grupos carecen de significancia estadística.</w:t>
+      </w:r>
+    </w:p>
+    <w:p>
+      <w:pPr>
+        <w:numPr>
+          <w:ilvl w:val="0"/>
+          <w:numId w:val="8"/>
+        </w:numPr>
+        <w:spacing w:line="360" w:lineRule="auto"/>
+        <w:jc w:val="both"/>
+        <w:rPr>
+          <w:rFonts w:eastAsiaTheme="minorHAnsi"/>
+          <w:kern w:val="2"/>
+          <w:lang w:eastAsia="en-US"/>
+          <w14:ligatures w14:val="standardContextual"/>
+        </w:rPr>
+      </w:pPr>
+      <w:r>
+        <w:rPr>
+          <w:rFonts w:eastAsiaTheme="minorHAnsi"/>
+          <w:b/>
+          <w:bCs/>
+          <w:kern w:val="2"/>
+          <w:lang w:eastAsia="en-US"/>
+          <w14:ligatures w14:val="standardContextual"/>
+        </w:rPr>
+        <w:lastRenderedPageBreak/>
+        <w:t>Siguiente paso (Modelado):</w:t>
+      </w:r>
+      <w:r>
+        <w:rPr>
+          <w:rFonts w:eastAsiaTheme="minorHAnsi"/>
+          <w:kern w:val="2"/>
+          <w:lang w:eastAsia="en-US"/>
+          <w14:ligatures w14:val="standardContextual"/>
+        </w:rPr>
+        <w:t xml:space="preserve"> Dado que el fraude en este </w:t>
+      </w:r>
+      <w:proofErr w:type="spellStart"/>
+      <w:r>
+        <w:rPr>
+          <w:rFonts w:eastAsiaTheme="minorHAnsi"/>
+          <w:kern w:val="2"/>
+          <w:lang w:eastAsia="en-US"/>
+          <w14:ligatures w14:val="standardContextual"/>
+        </w:rPr>
+        <w:t>dataset</w:t>
+      </w:r>
+      <w:proofErr w:type="spellEnd"/>
+      <w:r>
+        <w:rPr>
+          <w:rFonts w:eastAsiaTheme="minorHAnsi"/>
+          <w:kern w:val="2"/>
+          <w:lang w:eastAsia="en-US"/>
+          <w14:ligatures w14:val="standardContextual"/>
+        </w:rPr>
+        <w:t xml:space="preserve"> es complejo e invisible a nivel individual, la detección exitosa requerirá el uso de algoritmos avanzados de </w:t>
+      </w:r>
+      <w:r>
+        <w:rPr>
+          <w:rFonts w:eastAsiaTheme="minorHAnsi"/>
+          <w:b/>
+          <w:bCs/>
+          <w:kern w:val="2"/>
+          <w:lang w:eastAsia="en-US"/>
+          <w14:ligatures w14:val="standardContextual"/>
+        </w:rPr>
+        <w:t xml:space="preserve">Machine </w:t>
+      </w:r>
+      <w:proofErr w:type="spellStart"/>
+      <w:r>
+        <w:rPr>
+          <w:rFonts w:eastAsiaTheme="minorHAnsi"/>
+          <w:b/>
+          <w:bCs/>
+          <w:kern w:val="2"/>
+          <w:lang w:eastAsia="en-US"/>
+          <w14:ligatures w14:val="standardContextual"/>
+        </w:rPr>
+        <w:t>Learning</w:t>
+      </w:r>
+      <w:proofErr w:type="spellEnd"/>
+      <w:r>
+        <w:rPr>
+          <w:rFonts w:eastAsiaTheme="minorHAnsi"/>
+          <w:kern w:val="2"/>
+          <w:lang w:eastAsia="en-US"/>
+          <w14:ligatures w14:val="standardContextual"/>
+        </w:rPr>
+        <w:t xml:space="preserve"> (como </w:t>
+      </w:r>
+      <w:proofErr w:type="spellStart"/>
+      <w:r>
+        <w:rPr>
+          <w:rFonts w:eastAsiaTheme="minorHAnsi"/>
+          <w:kern w:val="2"/>
+          <w:lang w:eastAsia="en-US"/>
+          <w14:ligatures w14:val="standardContextual"/>
+        </w:rPr>
+        <w:t>Random</w:t>
+      </w:r>
+      <w:proofErr w:type="spellEnd"/>
+      <w:r>
+        <w:rPr>
+          <w:rFonts w:eastAsiaTheme="minorHAnsi"/>
+          <w:kern w:val="2"/>
+          <w:lang w:eastAsia="en-US"/>
+          <w14:ligatures w14:val="standardContextual"/>
+        </w:rPr>
+        <w:t xml:space="preserve"> Forest, </w:t>
+      </w:r>
+      <w:proofErr w:type="spellStart"/>
+      <w:r>
+        <w:rPr>
+          <w:rFonts w:eastAsiaTheme="minorHAnsi"/>
+          <w:kern w:val="2"/>
+          <w:lang w:eastAsia="en-US"/>
+          <w14:ligatures w14:val="standardContextual"/>
+        </w:rPr>
+        <w:t>Gradient</w:t>
+      </w:r>
+      <w:proofErr w:type="spellEnd"/>
+      <w:r>
+        <w:rPr>
+          <w:rFonts w:eastAsiaTheme="minorHAnsi"/>
+          <w:kern w:val="2"/>
+          <w:lang w:eastAsia="en-US"/>
+          <w14:ligatures w14:val="standardContextual"/>
+        </w:rPr>
+        <w:t xml:space="preserve"> </w:t>
+      </w:r>
+      <w:proofErr w:type="spellStart"/>
+      <w:r>
+        <w:rPr>
+          <w:rFonts w:eastAsiaTheme="minorHAnsi"/>
+          <w:kern w:val="2"/>
+          <w:lang w:eastAsia="en-US"/>
+          <w14:ligatures w14:val="standardContextual"/>
+        </w:rPr>
+        <w:t>Boosting</w:t>
+      </w:r>
+      <w:proofErr w:type="spellEnd"/>
+      <w:r>
+        <w:rPr>
+          <w:rFonts w:eastAsiaTheme="minorHAnsi"/>
+          <w:kern w:val="2"/>
+          <w:lang w:eastAsia="en-US"/>
+          <w14:ligatures w14:val="standardContextual"/>
+        </w:rPr>
+        <w:t xml:space="preserve"> o Redes Neuronales). Estos modelos serán necesarios para descubrir interacciones multivariadas y patrones ocultos no lineales que escapan a la estadística descriptiva tradicional.</w:t>
+      </w:r>
+    </w:p>
+    <w:p>
+      <w:pPr>
+        <w:spacing w:line="360" w:lineRule="auto"/>
+        <w:ind w:left="360"/>
+        <w:jc w:val="both"/>
+        <w:rPr>
+          <w:rFonts w:eastAsiaTheme="minorHAnsi"/>
+          <w:kern w:val="2"/>
+          <w:lang w:eastAsia="en-US"/>
+          <w14:ligatures w14:val="standardContextual"/>
+        </w:rPr>
+      </w:pPr>
     </w:p>
     <w:p>
       <w:pPr>
@@ -1347,6 +1990,155 @@
     </w:lvl>
   </w:abstractNum>
   <w:abstractNum w:abstractNumId="1" w15:restartNumberingAfterBreak="0">
+    <w:nsid w:val="28BB56E5"/>
+    <w:multiLevelType w:val="multilevel"/>
+    <w:tmpl w:val="D4A2D5E0"/>
+    <w:lvl w:ilvl="0">
+      <w:start w:val="1"/>
+      <w:numFmt w:val="bullet"/>
+      <w:lvlText w:val=""/>
+      <w:lvlJc w:val="left"/>
+      <w:pPr>
+        <w:tabs>
+          <w:tab w:val="num" w:pos="720"/>
+        </w:tabs>
+        <w:ind w:left="720" w:hanging="360"/>
+      </w:pPr>
+      <w:rPr>
+        <w:rFonts w:ascii="Symbol" w:hAnsi="Symbol" w:hint="default"/>
+        <w:sz w:val="20"/>
+      </w:rPr>
+    </w:lvl>
+    <w:lvl w:ilvl="1" w:tentative="1">
+      <w:start w:val="1"/>
+      <w:numFmt w:val="bullet"/>
+      <w:lvlText w:val="o"/>
+      <w:lvlJc w:val="left"/>
+      <w:pPr>
+        <w:tabs>
+          <w:tab w:val="num" w:pos="1440"/>
+        </w:tabs>
+        <w:ind w:left="1440" w:hanging="360"/>
+      </w:pPr>
+      <w:rPr>
+        <w:rFonts w:ascii="Courier New" w:hAnsi="Courier New" w:hint="default"/>
+        <w:sz w:val="20"/>
+      </w:rPr>
+    </w:lvl>
+    <w:lvl w:ilvl="2" w:tentative="1">
+      <w:start w:val="1"/>
+      <w:numFmt w:val="bullet"/>
+      <w:lvlText w:val=""/>
+      <w:lvlJc w:val="left"/>
+      <w:pPr>
+        <w:tabs>
+          <w:tab w:val="num" w:pos="2160"/>
+        </w:tabs>
+        <w:ind w:left="2160" w:hanging="360"/>
+      </w:pPr>
+      <w:rPr>
+        <w:rFonts w:ascii="Wingdings" w:hAnsi="Wingdings" w:hint="default"/>
+        <w:sz w:val="20"/>
+      </w:rPr>
+    </w:lvl>
+    <w:lvl w:ilvl="3" w:tentative="1">
+      <w:start w:val="1"/>
+      <w:numFmt w:val="bullet"/>
+      <w:lvlText w:val=""/>
+      <w:lvlJc w:val="left"/>
+      <w:pPr>
+        <w:tabs>
+          <w:tab w:val="num" w:pos="2880"/>
+        </w:tabs>
+        <w:ind w:left="2880" w:hanging="360"/>
+      </w:pPr>
+      <w:rPr>
+        <w:rFonts w:ascii="Wingdings" w:hAnsi="Wingdings" w:hint="default"/>
+        <w:sz w:val="20"/>
+      </w:rPr>
+    </w:lvl>
+    <w:lvl w:ilvl="4" w:tentative="1">
+      <w:start w:val="1"/>
+      <w:numFmt w:val="bullet"/>
+      <w:lvlText w:val=""/>
+      <w:lvlJc w:val="left"/>
+      <w:pPr>
+        <w:tabs>
+          <w:tab w:val="num" w:pos="3600"/>
+        </w:tabs>
+        <w:ind w:left="3600" w:hanging="360"/>
+      </w:pPr>
+      <w:rPr>
+        <w:rFonts w:ascii="Wingdings" w:hAnsi="Wingdings" w:hint="default"/>
+        <w:sz w:val="20"/>
+      </w:rPr>
+    </w:lvl>
+    <w:lvl w:ilvl="5" w:tentative="1">
+      <w:start w:val="1"/>
+      <w:numFmt w:val="bullet"/>
+      <w:lvlText w:val=""/>
+      <w:lvlJc w:val="left"/>
+      <w:pPr>
+        <w:tabs>
+          <w:tab w:val="num" w:pos="4320"/>
+        </w:tabs>
+        <w:ind w:left="4320" w:hanging="360"/>
+      </w:pPr>
+      <w:rPr>
+        <w:rFonts w:ascii="Wingdings" w:hAnsi="Wingdings" w:hint="default"/>
+        <w:sz w:val="20"/>
+      </w:rPr>
+    </w:lvl>
+    <w:lvl w:ilvl="6" w:tentative="1">
+      <w:start w:val="1"/>
+      <w:numFmt w:val="bullet"/>
+      <w:lvlText w:val=""/>
+      <w:lvlJc w:val="left"/>
+      <w:pPr>
+        <w:tabs>
+          <w:tab w:val="num" w:pos="5040"/>
+        </w:tabs>
+        <w:ind w:left="5040" w:hanging="360"/>
+      </w:pPr>
+      <w:rPr>
+        <w:rFonts w:ascii="Wingdings" w:hAnsi="Wingdings" w:hint="default"/>
+        <w:sz w:val="20"/>
+      </w:rPr>
+    </w:lvl>
+    <w:lvl w:ilvl="7" w:tentative="1">
+      <w:start w:val="1"/>
+      <w:numFmt w:val="bullet"/>
+      <w:lvlText w:val=""/>
+      <w:lvlJc w:val="left"/>
+      <w:pPr>
+        <w:tabs>
+          <w:tab w:val="num" w:pos="5760"/>
+        </w:tabs>
+        <w:ind w:left="5760" w:hanging="360"/>
+      </w:pPr>
+      <w:rPr>
+        <w:rFonts w:ascii="Wingdings" w:hAnsi="Wingdings" w:hint="default"/>
+        <w:sz w:val="20"/>
+      </w:rPr>
+    </w:lvl>
+    <w:lvl w:ilvl="8" w:tentative="1">
+      <w:start w:val="1"/>
+      <w:numFmt w:val="bullet"/>
+      <w:lvlText w:val=""/>
+      <w:lvlJc w:val="left"/>
+      <w:pPr>
+        <w:tabs>
+          <w:tab w:val="num" w:pos="6480"/>
+        </w:tabs>
+        <w:ind w:left="6480" w:hanging="360"/>
+      </w:pPr>
+      <w:rPr>
+        <w:rFonts w:ascii="Wingdings" w:hAnsi="Wingdings" w:hint="default"/>
+        <w:sz w:val="20"/>
+      </w:rPr>
+    </w:lvl>
+  </w:abstractNum>
+  <w:abstractNum w:abstractNumId="2" w15:restartNumberingAfterBreak="0">
     <w:nsid w:val="28C11FE7"/>
     <w:multiLevelType w:val="multilevel"/>
     <w:tmpl w:val="1F6A9BA6"/>
@@ -1495,7 +2287,7 @@
       </w:rPr>
     </w:lvl>
   </w:abstractNum>
-  <w:abstractNum w:abstractNumId="2" w15:restartNumberingAfterBreak="0">
+  <w:abstractNum w:abstractNumId="3" w15:restartNumberingAfterBreak="0">
     <w:nsid w:val="31E72A50"/>
     <w:multiLevelType w:val="multilevel"/>
     <w:tmpl w:val="DA0EFC08"/>
@@ -1644,7 +2436,7 @@
       </w:rPr>
     </w:lvl>
   </w:abstractNum>
-  <w:abstractNum w:abstractNumId="3" w15:restartNumberingAfterBreak="0">
+  <w:abstractNum w:abstractNumId="4" w15:restartNumberingAfterBreak="0">
     <w:nsid w:val="382C2E03"/>
     <w:multiLevelType w:val="multilevel"/>
     <w:tmpl w:val="C06A5830"/>
@@ -1793,7 +2585,120 @@
       </w:rPr>
     </w:lvl>
   </w:abstractNum>
-  <w:abstractNum w:abstractNumId="4" w15:restartNumberingAfterBreak="0">
+  <w:abstractNum w:abstractNumId="5" w15:restartNumberingAfterBreak="0">
+    <w:nsid w:val="52996C37"/>
+    <w:multiLevelType w:val="multilevel"/>
+    <w:tmpl w:val="92F40734"/>
+    <w:lvl w:ilvl="0">
+      <w:start w:val="1"/>
+      <w:numFmt w:val="decimal"/>
+      <w:lvlText w:val="%1."/>
+      <w:lvlJc w:val="left"/>
+      <w:pPr>
+        <w:tabs>
+          <w:tab w:val="num" w:pos="720"/>
+        </w:tabs>
+        <w:ind w:left="720" w:hanging="360"/>
+      </w:pPr>
+    </w:lvl>
+    <w:lvl w:ilvl="1" w:tentative="1">
+      <w:start w:val="1"/>
+      <w:numFmt w:val="decimal"/>
+      <w:lvlText w:val="%2."/>
+      <w:lvlJc w:val="left"/>
+      <w:pPr>
+        <w:tabs>
+          <w:tab w:val="num" w:pos="1440"/>
+        </w:tabs>
+        <w:ind w:left="1440" w:hanging="360"/>
+      </w:pPr>
+    </w:lvl>
+    <w:lvl w:ilvl="2" w:tentative="1">
+      <w:start w:val="1"/>
+      <w:numFmt w:val="decimal"/>
+      <w:lvlText w:val="%3."/>
+      <w:lvlJc w:val="left"/>
+      <w:pPr>
+        <w:tabs>
+          <w:tab w:val="num" w:pos="2160"/>
+        </w:tabs>
+        <w:ind w:left="2160" w:hanging="360"/>
+      </w:pPr>
+    </w:lvl>
+    <w:lvl w:ilvl="3" w:tentative="1">
+      <w:start w:val="1"/>
+      <w:numFmt w:val="decimal"/>
+      <w:lvlText w:val="%4."/>
+      <w:lvlJc w:val="left"/>
+      <w:pPr>
+        <w:tabs>
+          <w:tab w:val="num" w:pos="2880"/>
+        </w:tabs>
+        <w:ind w:left="2880" w:hanging="360"/>
+      </w:pPr>
+    </w:lvl>
+    <w:lvl w:ilvl="4" w:tentative="1">
+      <w:start w:val="1"/>
+      <w:numFmt w:val="decimal"/>
+      <w:lvlText w:val="%5."/>
+      <w:lvlJc w:val="left"/>
+      <w:pPr>
+        <w:tabs>
+          <w:tab w:val="num" w:pos="3600"/>
+        </w:tabs>
+        <w:ind w:left="3600" w:hanging="360"/>
+      </w:pPr>
+    </w:lvl>
+    <w:lvl w:ilvl="5" w:tentative="1">
+      <w:start w:val="1"/>
+      <w:numFmt w:val="decimal"/>
+      <w:lvlText w:val="%6."/>
+      <w:lvlJc w:val="left"/>
+      <w:pPr>
+        <w:tabs>
+          <w:tab w:val="num" w:pos="4320"/>
+        </w:tabs>
+        <w:ind w:left="4320" w:hanging="360"/>
+      </w:pPr>
+    </w:lvl>
+    <w:lvl w:ilvl="6" w:tentative="1">
+      <w:start w:val="1"/>
+      <w:numFmt w:val="decimal"/>
+      <w:lvlText w:val="%7."/>
+      <w:lvlJc w:val="left"/>
+      <w:pPr>
+        <w:tabs>
+          <w:tab w:val="num" w:pos="5040"/>
+        </w:tabs>
+        <w:ind w:left="5040" w:hanging="360"/>
+      </w:pPr>
+    </w:lvl>
+    <w:lvl w:ilvl="7" w:tentative="1">
+      <w:start w:val="1"/>
+      <w:numFmt w:val="decimal"/>
+      <w:lvlText w:val="%8."/>
+      <w:lvlJc w:val="left"/>
+      <w:pPr>
+        <w:tabs>
+          <w:tab w:val="num" w:pos="5760"/>
+        </w:tabs>
+        <w:ind w:left="5760" w:hanging="360"/>
+      </w:pPr>
+    </w:lvl>
+    <w:lvl w:ilvl="8" w:tentative="1">
+      <w:start w:val="1"/>
+      <w:numFmt w:val="decimal"/>
+      <w:lvlText w:val="%9."/>
+      <w:lvlJc w:val="left"/>
+      <w:pPr>
+        <w:tabs>
+          <w:tab w:val="num" w:pos="6480"/>
+        </w:tabs>
+        <w:ind w:left="6480" w:hanging="360"/>
+      </w:pPr>
+    </w:lvl>
+  </w:abstractNum>
+  <w:abstractNum w:abstractNumId="6" w15:restartNumberingAfterBreak="0">
     <w:nsid w:val="56F5301D"/>
     <w:multiLevelType w:val="multilevel"/>
     <w:tmpl w:val="12081466"/>
@@ -1942,7 +2847,7 @@
       </w:rPr>
     </w:lvl>
   </w:abstractNum>
-  <w:abstractNum w:abstractNumId="5" w15:restartNumberingAfterBreak="0">
+  <w:abstractNum w:abstractNumId="7" w15:restartNumberingAfterBreak="0">
     <w:nsid w:val="7A8D35F0"/>
     <w:multiLevelType w:val="multilevel"/>
     <w:tmpl w:val="FFBA2028"/>
@@ -2092,22 +2997,28 @@
     </w:lvl>
   </w:abstractNum>
   <w:num w:numId="1" w16cid:durableId="2114669757">
-    <w:abstractNumId w:val="5"/>
+    <w:abstractNumId w:val="7"/>
   </w:num>
   <w:num w:numId="2" w16cid:durableId="1005018248">
+    <w:abstractNumId w:val="3"/>
+  </w:num>
+  <w:num w:numId="3" w16cid:durableId="1714841957">
     <w:abstractNumId w:val="2"/>
   </w:num>
-  <w:num w:numId="3" w16cid:durableId="1714841957">
-    <w:abstractNumId w:val="1"/>
-  </w:num>
   <w:num w:numId="4" w16cid:durableId="1101682035">
-    <w:abstractNumId w:val="3"/>
+    <w:abstractNumId w:val="4"/>
   </w:num>
   <w:num w:numId="5" w16cid:durableId="2119375533">
-    <w:abstractNumId w:val="4"/>
+    <w:abstractNumId w:val="6"/>
   </w:num>
   <w:num w:numId="6" w16cid:durableId="896478256">
     <w:abstractNumId w:val="0"/>
+  </w:num>
+  <w:num w:numId="7" w16cid:durableId="1514765455">
+    <w:abstractNumId w:val="1"/>
+  </w:num>
+  <w:num w:numId="8" w16cid:durableId="1689284195">
+    <w:abstractNumId w:val="5"/>
   </w:num>
 </w:numbering>
 </file>
